--- a/outputs/grant_revision_2026-09-06/R01_Subaims_1a_1b_Approach_Rewritten.docx
+++ b/outputs/grant_revision_2026-09-06/R01_Subaims_1a_1b_Approach_Rewritten.docx
@@ -39,7 +39,7 @@
         <w:widowControl/>
       </w:pPr>
       <w:r>
-        <w:t>These tasks will enable evaluation of two related aspects of open-minded scientific discovery. First, a co-scientist must explore the hypothesis space sufficiently to encounter an embedded association. Second, it must interpret the resulting evidence and decide whether to accept the hypothesis, reject it, or pursue additional analyses. These processes may influence one another throughout an agentic rollout. For example, an agent may initially compare osimertinib outcomes by EGFR mutation subtype because it anticipates reproducing the published association. If it observes the reverse association, its response may include checking the analysis, examining potential confounding, or searching for subgroups that account for the result. We will therefore evaluate both recovery of the embedded discoveries and the sequence of hypotheses, analyses, and decisions through which recovery occurs.</w:t>
+        <w:t>These tasks will enable evaluation of two related aspects of open-minded scientific discovery. First, a co-scientist must explore the hypothesis space sufficiently to encounter an embedded association. Second, it must interpret the resulting evidence and decide whether to accept the hypothesis, reject it, or pursue additional analyses. These processes may influence one another throughout a research run. For example, an agent may initially compare osimertinib outcomes by EGFR mutation subtype because it anticipates reproducing the published association. If it observes the reverse association, its response may include checking the analysis, examining potential confounding, or searching for subgroups that account for the result. We define recovery as identifying an embedded association through a valid analysis and retaining that finding in the final report with the correct comparison, direction, and subgroup. Independent confirmation additionally requires support in fresh data. We will evaluate both recovery of the embedded discoveries and the sequence of hypotheses, analyses, and decisions leading to those findings.</w:t>
       </w:r>
     </w:p>
     <w:p>
@@ -62,7 +62,7 @@
         <w:t>35</w:t>
       </w:r>
       <w:r>
-        <w:t xml:space="preserve"> Each base dataset will contain six discoveries, with expected, neutral, and surprising discoveries represented. Two domain experts will independently review the evidence supporting each discovery’s classification, specifying the relevant population, treatment or perturbation, comparator, and outcome. Disagreements will be adjudicated, and discoveries with ambiguous classifications will be reserved for secondary analyses. The literature review and category assignments will be dated and frozen before formal evaluation. The categories will describe the relationship to published evidence; the agent’s own anticipated direction will be recorded separately during each experiment.</w:t>
+        <w:t xml:space="preserve"> Each base dataset will contain six discoveries, with expected, neutral, and surprising discoveries represented. A generation LLM will propose candidate expected and neutral discoveries and develop search queries for supporting and potentially contradictory evidence. We will retrieve the corresponding literature and have the LLM compare each candidate with the reported population, exposure or perturbation, comparator, outcome, and direction. Candidates lacking adequate support will be replaced through further hypothesis generation and literature review. The retained candidates will be translated into explicit outcome-generation equations before paired datasets are simulated. Two domain experts will independently review the evidence supporting each discovery’s classification, specifying the relevant population, treatment or perturbation, comparator, and outcome. Disagreements will be adjudicated, and discoveries with ambiguous classifications will be reserved for secondary analyses. The literature review and category assignments will be dated and frozen before formal evaluation. The categories will describe the relationship to published evidence; the agent’s own anticipated direction will be recorded separately during each experiment.</w:t>
       </w:r>
     </w:p>
     <w:p>
@@ -85,7 +85,7 @@
         <w:t>10</w:t>
       </w:r>
       <w:r>
-        <w:t xml:space="preserve"> and replace outcomes with values generated from prespecified functions of these covariates. The data-generating processes will support binary, continuous, and time-to-event outcomes, with explicit control of effect size, censoring, missingness, and nuisance associations. Reference analyses will specify the comparison being estimated, the required adjustment variables, and the assumptions supporting an associational or causal interpretation.</w:t>
+        <w:t xml:space="preserve"> and replace outcomes with values generated from prespecified functions of these covariates. The initial reference tasks use fully observed progression-free survival on a natural-log scale. We will extend these tasks to binary outcomes and censored time-to-event outcomes, with explicit control of missingness and nuisance associations. Each extension will require validated reference analyses specifying the comparison, adjustment variables, and assumptions supporting an associational or causal interpretation.</w:t>
       </w:r>
     </w:p>
     <w:p>
@@ -102,7 +102,7 @@
         <w:t>9,11,36–38</w:t>
       </w:r>
       <w:r>
-        <w:t xml:space="preserve"> The reference analyses will account for batch and copy-number-related artifacts. For both clinical and cell-line tasks, the full data-generating process will be retained in a concealed answer key, allowing evaluation of the associations induced by overlapping subgroups.</w:t>
+        <w:t xml:space="preserve"> The reference analyses will account for batch and copy-number-related artifacts. For both clinical and cell-line tasks, the full data generation process will be retained in a concealed answer key, allowing evaluation of the associations induced by overlapping subgroups.</w:t>
       </w:r>
     </w:p>
     <w:p>
@@ -116,7 +116,7 @@
         <w:t xml:space="preserve">Paired dataset versions. </w:t>
       </w:r>
       <w:r>
-        <w:t>For each base dataset, we will select one discovery for a controlled comparison between two dataset versions. In one version, the selected discovery will be expected; in the other, the direction of the association will be reversed to make it surprising. This will produce 48 task instances. For example, a pair of clinical datasets could contain the same patient covariates, treatment assignments, and definitions of all six embedded discoveries, while differing in whether exon 19 deletion or L858R is associated with longer progression-free survival on osimertinib. The outcome-generation parameter for this selected discovery will change between versions, with the specifications for the other five discoveries held fixed. Simulation seeds will be shared across the paired versions wherever compatible with the outcome model. The distribution of discovery categories, and the numerical direction corresponding to an expected association, will be balanced across the full collection.</w:t>
+        <w:t>For each base dataset, we will select one discovery to reverse, which we will call the key discovery. We will compare two dataset versions that differ in the direction of this discovery. In one version, the selected discovery will be expected; in the other, the direction of the association will be reversed to make it surprising. This will produce 48 task instances. For example, a pair of clinical datasets could contain the same patient covariates, treatment assignments, and definitions of all six embedded discoveries, while differing in whether exon 19 deletion or L858R is associated with longer progression-free survival on osimertinib. The outcome-generation parameter for this key discovery will change between versions, with the specifications for the other five discoveries held fixed. Simulation seeds will be shared across the paired versions wherever compatible with the outcome model. The distribution of discovery categories, and the numerical direction corresponding to an expected association, will be balanced across the full collection.</w:t>
       </w:r>
     </w:p>
     <w:p>
@@ -124,7 +124,7 @@
         <w:widowControl/>
       </w:pPr>
       <w:r>
-        <w:t>Twelve of the selected discoveries will reverse an association that can be identified through a familiar comparison, such as the overall EGFR mutation-subtype comparison above. The remaining twelve will involve a subgroup exception within a dataset whose overall association follows the published literature. For example, exon 19 deletion could remain associated with longer progression-free survival in the overall simulated cohort, while the L858R subgroup has longer progression-free survival among patients with a specified combination of additional characteristics. The paired version would preserve the expected direction within this same subgroup. These tasks will allow us to examine whether an agent continues to explore after an initial analysis reproduces an expected association. The additional discoveries in each dataset will also provide competing opportunities for investigation, allowing evaluation of how an early discovery influences subsequent analyses.</w:t>
+        <w:t>Twelve of the key discoveries will reverse an association that can be identified through a familiar comparison, such as the overall EGFR mutation-subtype comparison above. The remaining twelve will involve a subgroup exception within a dataset whose overall association follows the published literature. For example, exon 19 deletion could remain associated with longer progression-free survival in the overall simulated cohort, while the L858R subgroup has longer progression-free survival among patients with a specified combination of additional characteristics. The paired version would preserve the expected direction within this same subgroup. These tasks will allow us to examine whether an agent continues to explore after an initial analysis reproduces an expected association. The additional discoveries in each dataset will also provide competing opportunities for investigation, allowing evaluation of how an early discovery influences subsequent analyses.</w:t>
       </w:r>
     </w:p>
     <w:p>
@@ -138,7 +138,7 @@
         <w:t xml:space="preserve">Benchmark validity. </w:t>
       </w:r>
       <w:r>
-        <w:t>The paired comparisons will be calibrated to make the expected and surprising versions similar in statistical difficulty. We will consider subgroup prevalence, number of defining variables, effect magnitude, treatment balance, missingness, nuisance correlations, and visibility in marginal analyses. Because overlapping discoveries can reinforce or obscure one another, calibration will use the complete data-generating process. Large independent simulations will verify the direction and magnitude of each target association. Within a pair, absolute effect magnitude and the signal-to-noise ratio must agree within 10% on the prespecified analysis scale. A fixed statistical search procedure will then be applied to at least 1,000 development simulations, with identical search limits in both versions. Acceptance criteria will include recovery in at least 80% of simulations for each version and a difference in recovery of no more than five percentage points. Pairs that fail these criteria will be revised during development. The formal evaluation datasets will subsequently be generated with independent seeds and locked.</w:t>
+        <w:t>We will calibrate statistical association strength across paired datasets so that the key discovery is similarly detectable in its expected and surprising versions. We will consider subgroup prevalence, number of defining variables, effect magnitude, treatment balance, missingness, nuisance correlations, and visibility in marginal analyses. Because overlapping discoveries can reinforce or obscure one another, calibration will use the complete data generation process. Large independent simulations will verify the direction and magnitude of each target association. Within a pair, absolute effect magnitude and the signal-to-noise ratio must agree within 10% on the prespecified analysis scale. A fixed statistical search procedure will then be applied to at least 1,000 development simulations, with identical search limits in both versions. Acceptance criteria will include recovery in at least 80% of simulations for each version and a difference in recovery of no more than five percentage points. Pairs that fail these criteria will be revised during development. The formal evaluation datasets will subsequently be generated with independent seeds and locked.</w:t>
       </w:r>
     </w:p>
     <w:p>
@@ -152,7 +152,7 @@
         <w:t xml:space="preserve">Discovery scoring. </w:t>
       </w:r>
       <w:r>
-        <w:t>Each discovery will be represented in the answer key by its outcome, exposure and comparator, statistical contrast, direction, and subgroup definition. Co-scientists will submit hypotheses and proposed discoveries using corresponding structured fields, accompanied by their scientific interpretation and analysis code. Deterministic rules will compare these records with the answer key. The rules will recognize equivalent variable names, reversed coding of a comparison, and logically equivalent subgroup definitions. Exact recovery will require the correct outcome, comparison, direction, and complete set of subgroup conditions. For a discovery defined by treatment-effect modification, recovery will require the interaction specifying how the treatment association differs between subgroups.</w:t>
+        <w:t>Each discovery will be represented in the answer key by its outcome, exposure and comparator, statistical contrast, direction, and subgroup definition. Co-scientists will submit hypotheses using corresponding structured fields, with scientific interpretations and references to analyses executed by the controller. Deterministic rules will recognize equivalent variable names, reversed coding, and logically equivalent subgroup definitions. Exact recovery will require the correct outcome, comparison, direction, and complete set of subgroup conditions, a valid discovery-sample analysis, and acceptance in the final report. Independently confirmed recovery will additionally require support in fresh data. Treatment-effect modification will require the relevant interaction; a marginal association alone will not establish that discovery.</w:t>
       </w:r>
     </w:p>
     <w:p>
@@ -174,7 +174,7 @@
         <w:t xml:space="preserve">Task packaging. </w:t>
       </w:r>
       <w:r>
-        <w:t>Each task package will contain a dataset with realistic variable names, a data dictionary, standardized instructions, and access to permitted analysis tools. Instructions will ask co-scientists to identify scientifically meaningful associations, evaluate them with reproducible code, interpret the results, and continue the research process through a specified iteration budget. Generators, answer keys, category assignments, and paired dataset versions will remain in a separate evaluation environment. The benchmark release will include versioned task-generation code, structured-output schemas, reference analyses, scoring rules, and harness adapters. Plasmode-derived materials will be distributed in accordance with source-data terms.</w:t>
+        <w:t>Each task package will contain a dataset with realistic variable names, a data dictionary, standardized instructions, and access to permitted analysis tools. Instructions will ask co-scientists to identify meaningful associations, assess effect sizes and uncertainty using their own judgment, and continue research within the iteration budget. Agents will receive outcome scales and numerical results, without a prescribed minimum effect size or rules telling them which conclusion earns credit. Generators, answer keys, literature categories, paired assignments, and evaluator cutoffs will remain private. The release will include versioned task-generation code, response schemas, reference analyses, scoring rules, and adapters that work through a common model-provider interface. Plasmode-derived materials will follow source-data terms.</w:t>
       </w:r>
     </w:p>
     <w:p>
@@ -197,7 +197,7 @@
         <w:t xml:space="preserve">Experimental design. </w:t>
       </w:r>
       <w:r>
-        <w:t>The primary evaluation will comprise 5,760 experiments: 24 base datasets × two versions of the selected discovery × five model families × three harnesses × eight repeats. The model panel will include two closed-weight and three open-weight families. Model–harness compatibility will be established during setup, and the complete panel will be frozen before formal runs begin. Each repeat will start with a new agent session and an isolated workspace. Run order and assignment to the expected or surprising version will be randomized within dataset, model, and harness combinations. This design will provide a paired estimate of how changing an association’s relationship to the literature affects its probability of discovery.</w:t>
+        <w:t>The primary evaluation will comprise 5,760 experiments: 24 base datasets × two versions of the key discovery × five model families × three harnesses × eight repeats. The model panel will include two closed-weight and three open-weight families. Model–harness compatibility will be established during setup, and the complete panel will be frozen before formal runs begin. Each repeat will start with a new agent session and an isolated workspace. Run order and assignment to the expected or surprising version will be randomized within dataset, model, and harness combinations. This design will provide a paired estimate of how changing an association’s relationship to the literature affects its probability of discovery.</w:t>
       </w:r>
     </w:p>
     <w:p>
@@ -211,7 +211,23 @@
         <w:t xml:space="preserve">Agentic research workflow. </w:t>
       </w:r>
       <w:r>
-        <w:t>Each experiment will proceed through repeated stages of hypothesis generation, analysis, critique, and synthesis. One pass through these stages will constitute an iteration. Clinical experiments will allow 25 iterations and gene-dependency experiments 10, with the same generated-token and tool-call allowances across the paired conditions within each task family. The agent will continue until it completes the iteration budget or reaches a prespecified resource limit. At each stage, the harness will record the hypotheses under consideration, the analyses selected and executed, and the conclusions drawn from their results. Before a selected analysis, the agent will specify the comparison it proposes to test, its anticipated direction or lack of a directional expectation, and its current assessment of the hypothesis. After the analysis, it will record acceptance, rejection, or continued uncertainty, with a reference to the supporting result. Revised hypotheses will retain links to their earlier versions, allowing reconstruction of the research process.</w:t>
+        <w:t>Each iteration will have four stages: explore, analyze, appraise, and synthesize. During exploration, the agent registers hypotheses, an anticipated direction or lack of expectation, and an initial assessment. During analysis, it selects up to 12 registered comparisons for the controller to execute on the discovery dataset. During appraisal, it assesses those results and may request independent validation. Requested or due scheduled validation is then released before synthesis, when the agent assesses the new evidence and updates its accepted findings. This order lets agents consider exploratory results before deciding what to validate.</w:t>
+      </w:r>
+    </w:p>
+    <w:p>
+      <w:pPr>
+        <w:widowControl/>
+      </w:pPr>
+      <w:r>
+        <w:t>Clinical runs will allow 25 iterations and cell-line runs 10, with equal token and tool budgets within each paired comparison. Broad exploration and focused follow-up will remain available throughout, without mandatory early or late phases or category quotas. The reference harness executes structured analysis requests; extensions to agent-written code or literature-search tools will require separately specified evaluations. Discovery analyses return 95% Welch confidence intervals and require at least 20 observations in each comparison cell.</w:t>
+      </w:r>
+    </w:p>
+    <w:p>
+      <w:pPr>
+        <w:widowControl/>
+      </w:pPr>
+      <w:r>
+        <w:t>The record will retain each hypothesis’s initial expectation, later accept/reject/unresolved assessments, whether investigation is active, deferred, or closed, and the evidence available at each decision. A revised comparison receives a new identifier linked to its parent and motivating results. Equivalent comparisons, including reversed coding or direction, share numerical evidence and cannot earn duplicate testing or validation credit. Initial expectations recorded after equivalent evidence was already seen will be distinguished from expectations formed before evidence. Agents may accept a finding before requesting validation; final benchmark confirmation occurs after the run.</w:t>
       </w:r>
     </w:p>
     <w:p>
@@ -225,7 +241,23 @@
         <w:t xml:space="preserve">Discovery endpoints. </w:t>
       </w:r>
       <w:r>
-        <w:t>The primary endpoint will be exact, independently confirmed recovery of the selected discovery in the final report. For each paired comparison, we will estimate the probability of recovery when the discovery is surprising and when it is expected, and calculate the difference between those probabilities. A lower probability of recovery in the surprising condition would support the hypothesis that established knowledge can impede discovery even when an association is statistically recoverable. Secondary endpoints will include the number and proportion of all six embedded discoveries recovered in each category; exact and near recovery at successive iterations; iterations to the first exact hypothesis; and retention of an intermediate discovery in the final report. These measures will show whether a co-scientist identifies an association during exploration but subsequently omits or rejects it.</w:t>
+        <w:t>The primary endpoint will be exact, independently confirmed recovery of the key discovery in the final report. We will report its absolute recovery probability in expected and surprising versions and their paired difference, defined as surprising minus expected. A lower probability in the surprising condition would support the hypothesis that established knowledge can impede discovery despite similarly detectable statistical associations. Secondary endpoints will include recovery of all six embedded discoveries by literature category, exact and near recovery over time, time to the first exact hypothesis, and retention in the final report.</w:t>
+      </w:r>
+    </w:p>
+    <w:p>
+      <w:pPr>
+        <w:widowControl/>
+      </w:pPr>
+      <w:r>
+        <w:t>Recall, or the recovery rate, will measure sensitivity to the embedded discoveries: the fraction tested, accepted, and independently confirmed within each literature category, averaged equally across expected, neutral, and surprising categories. Precision will measure positive predictive value: the fraction of distinct final accepted claims that were tested on discovery data and pass final independent confirmation. Valid additional discoveries can contribute to precision even when absent from the six embedded targets. Untested accepted claims remain in its denominator. These are benchmark-relative measures because confirmation uses private reference criteria.</w:t>
+      </w:r>
+    </w:p>
+    <w:p>
+      <w:pPr>
+        <w:widowControl/>
+      </w:pPr>
+      <w:r>
+        <w:t>We will combine recall and precision as F1* = 200 × recall × precision / (recall + precision), using recall and precision on a 0–1 scale and F1* on a 0–100 scale. An empty accepted set gives zero recall and F1*, with precision unavailable because its denominator is zero. F1* is also zero whenever both recall and precision are zero. The asterisk identifies an F1-style score: recall gives the three discovery categories equal weight, whereas precision includes additional discoveries, so they do not arise from one ordinary classification confusion matrix. F1* will supplement the primary paired comparison of recovery of the key discovery. Exact-or-near recovery will be a separate secondary score.</w:t>
       </w:r>
     </w:p>
     <w:p>
@@ -239,7 +271,69 @@
         <w:t xml:space="preserve">Exploration. </w:t>
       </w:r>
       <w:r>
-        <w:t>Exploration will be measured from the hypotheses recorded at each stage of the rollout. We will count newly proposed hypotheses, the cumulative number of distinct hypotheses considered, and the cumulative number evaluated through successfully executed analyses. Equivalent formulations of the same hypothesis will be counted once. We will additionally group hypotheses by outcome, exposure/comparator, statistical contrast, and the set of subgroup variables, so that repeated changes to a cutoff or predicted direction can be recognized as refinement of an existing line of inquiry. The principal measure of exploration will be the proportion of embedded discoveries addressed by analyses that meet the exact or near matching criteria, regardless of the agent’s anticipated direction or the statistical result. For an interaction-based discovery, this will require an analysis that estimates the relevant interaction. We will report coverage separately for expected, neutral, and surprising discoveries, together with the overall number of hypotheses proposed and tested. Hypotheses outside the answer-key inventory will contribute to the overall measures of exploration.</w:t>
+        <w:t>Exploration coverage will measure how broadly and how early the agent tests the embedded comparisons. At each iteration, we will calculate the fraction of target comparisons tested within each literature category, average the three category fractions equally, then average across the full iteration budget and multiply by 100. Earlier testing therefore earns more credit. A valid test counts regardless of the agent’s anticipated direction, acceptance, or the numerical result; an interaction target requires testing that interaction. Exact comparison coverage is primary, with exact-or-near coverage reported separately. If research ends early, achieved coverage carries forward through the remaining fixed budget.</w:t>
+      </w:r>
+    </w:p>
+    <w:p>
+      <w:pPr>
+        <w:widowControl/>
+      </w:pPr>
+      <w:r>
+        <w:t>We will also report newly proposed and tested hypotheses and broader lines of inquiry, grouping comparisons by outcome, exposure/comparator, contrast, and subgroup variables. Changes to a cutoff or direction can then be separated from exploring a new family of comparisons. Hypotheses outside the embedded inventory contribute to these descriptive exploration counts, while coverage refers to the target comparisons.</w:t>
+      </w:r>
+    </w:p>
+    <w:p>
+      <w:pPr>
+        <w:widowControl/>
+      </w:pPr>
+      <w:r>
+        <w:rPr>
+          <w:b/>
+        </w:rPr>
+        <w:t xml:space="preserve">Independent validation. </w:t>
+      </w:r>
+      <w:r>
+        <w:t>Independent validation will test a comparison selected during exploration on newly generated observations that the agent has not seen. The original discovery dataset is the dataset the agent uses to propose and investigate hypotheses. Once a comparison is selected for validation, an automated analysis service will hold its outcome, exposure, comparator, subgroup, and statistical contrast fixed and apply the same analysis to a fresh dataset of the same size. For example, a treatment association found among patients with a specified biomarker will be tested among patients meeting that same definition in a new simulated cohort. The agent will receive the estimated effect, confidence interval, number of observations in each comparison group, and analysis diagnostics; it will not receive the validation dataset for further exploration.</w:t>
+      </w:r>
+    </w:p>
+    <w:p>
+      <w:pPr>
+        <w:widowControl/>
+      </w:pPr>
+      <w:r>
+        <w:t>For fully synthetic tasks, the service will generate new covariates and outcomes from the same data generation process, with a random seed separate from the discovery sample. For plasmode tasks, it will draw a new sample from the prespecified empirical covariate distribution and generate fresh outcomes using the same outcome model. Independence refers to these new sampling and outcome draws; plasmode samples can include covariate profiles from the same source cohort and therefore do not constitute a new external clinical cohort. The validation data will preserve all six embedded associations and the assigned expected or surprising version of the key discovery.</w:t>
+      </w:r>
+    </w:p>
+    <w:p>
+      <w:pPr>
+        <w:widowControl/>
+      </w:pPr>
+      <w:r>
+        <w:t>Separating validation observations from the data used to select a hypothesis helps address the dependence created by adapting later analyses to earlier results (Dwork et al., 2015). A result that looked strong by chance in the discovery data may weaken or reverse in the fresh sample. Validation therefore asks whether the specified association reproduces under the same generating conditions. It does not establish a biological mechanism or transportability to another population. Agents will use their own judgment to interpret the result and may accept a discovery before requesting validation.</w:t>
+      </w:r>
+    </w:p>
+    <w:p>
+      <w:pPr>
+        <w:widowControl/>
+      </w:pPr>
+      <w:r>
+        <w:t>Agents will have both voluntary and scheduled opportunities to receive this evidence. Each run will permit up to ten voluntary validation requests, with at most one new comparison requested per iteration. A request must concern a comparison with a valid analysis on discovery data. During appraisal, the agent will choose whether further evidence is useful; the result will arrive before synthesis. Scheduled validation will provide evidence for some already investigated comparisons even when the agent has not requested it.</w:t>
+      </w:r>
+    </w:p>
+    <w:p>
+      <w:pPr>
+        <w:widowControl/>
+      </w:pPr>
+      <w:r>
+        <w:t>Scheduled results will be released in clinical iterations 5, 12, and 20 and cell-line iterations 3, 6, and 8. One iteration before release, the evaluator will select and freeze a previously tested comparison before appraisal. Selection will rotate among discovery intervals above, below, or crossing the private reference cutoff, using a seeded order and fallback when a category is empty. It will never use target membership, literature category, or unseen validation results. An empty eligible pool will be recorded, without introducing a hypothesis the agent has not investigated.</w:t>
+      </w:r>
+    </w:p>
+    <w:p>
+      <w:pPr>
+        <w:widowControl/>
+      </w:pPr>
+      <w:r>
+        <w:t>If the agent requests a selected comparison before its scheduled delivery, that request also fulfills the scheduled opportunity. A shared cache will return the same independent result for repeated requests, opposite directions, and equivalent coding. Thus, ten voluntary and three scheduled slots permit at most 13 distinct validation comparisons. Confidence intervals will allocate error probability 0.05/13 to each comparison, regardless of unused slots or delivery route. Schedules, sample identities, request use, and unavailable opportunities will be logged. Agents will know that scheduled evidence can arrive, but individual selections will remain private until release.</w:t>
       </w:r>
     </w:p>
     <w:p>
@@ -253,7 +347,7 @@
         <w:t xml:space="preserve">Responsiveness to evidence. </w:t>
       </w:r>
       <w:r>
-        <w:t>To evaluate responsiveness, we will provide opportunities for the agent to obtain new data bearing on hypotheses it selects during the research process. Each experiment will permit up to ten requests for validation, with at most one request per iteration. The agent will submit the hypothesis and analysis specification before the validation result is generated. A shared analysis service will then draw a new sample from the prespecified synthetic model or empirical plasmode covariate distribution and independently generate its outcomes. Each validation sample will contain the same number of observations as the task’s discovery dataset. The service will return the estimated effect, confidence interval, sample sizes, and diagnostic information. This design will provide independent replication results for adaptively selected hypotheses, addressing the dependence that arises when later analyses are chosen in response to earlier results (Dwork et al., 2015).</w:t>
+        <w:t>The agent will assess new validation evidence immediately and reassess the original claim at the end of the second subsequent iteration. Evidence received in iteration 5, for example, will be reassessed in iteration 7. The later assessment supplies the principal response score; the immediate assessment describes the initial reaction. Two iterations defines a scoring checkpoint, not a cap on investigation. Agents can remain unresolved, refine hypotheses, and keep investigating within the full run budget. A refined claim will have its own identity and cannot substitute for the required reassessment of its parent.</w:t>
       </w:r>
     </w:p>
     <w:p>
@@ -261,7 +355,7 @@
         <w:widowControl/>
       </w:pPr>
       <w:r>
-        <w:t>A validation request will specify a directional hypothesis that the effect exceeds a minimum magnitude, δ. The threshold will be defined for each endpoint during task development and included in the general analysis instructions. For example, a hypothesis might assert that a subgroup has at least a one-month improvement in restricted mean progression-free survival over a prespecified follow-up interval. The validation service will calculate a 99.5% confidence interval for the effect in the hypothesized direction, allocating an error probability of 0.05/10 to each of the ten possible requests. Sample-size requirements, overlap, model diagnostics, and confidence-interval coverage will be checked against prespecified reference procedures. Immediately after receiving the result, the agent will record whether it accepts the hypothesis, rejects it, or considers the evidence inconclusive. The following rules will score that response.</w:t>
+        <w:t>For scoring, the evaluator will compare the interval in the claimed direction with a private reference magnitude, δ: 0.10 on natural-log progression-free survival and 0.15 dependency-score units in the initial tasks. More negative dependency scores indicate greater dependency; results will be oriented to the claim before comparison. These cutoffs will not appear in agent instructions, task metadata, or returned evidence. The table defines agreement with this benchmark reference. An agent can reasonably judge a smaller effect to be meaningful; disagreement alone will not establish poor scientific judgment.</w:t>
       </w:r>
     </w:p>
     <w:tbl>
@@ -286,9 +380,9 @@
         </w:tblCellMar>
       </w:tblPr>
       <w:tblGrid>
-        <w:gridCol w:w="3600"/>
-        <w:gridCol w:w="4968"/>
-        <w:gridCol w:w="2232"/>
+        <w:gridCol w:w="4320"/>
+        <w:gridCol w:w="3024"/>
+        <w:gridCol w:w="3456"/>
       </w:tblGrid>
       <w:tr>
         <w:trPr>
@@ -297,9 +391,9 @@
         </w:trPr>
         <w:tc>
           <w:tcPr>
-            <w:tcW w:type="dxa" w:w="3600"/>
+            <w:tcW w:type="dxa" w:w="4320"/>
             <w:vAlign w:val="center"/>
-            <w:shd w:fill="E2EED9"/>
+            <w:shd w:fill="E4EDF4"/>
           </w:tcPr>
           <w:p>
             <w:pPr>
@@ -312,15 +406,15 @@
                 <w:color w:val="000000"/>
                 <w:sz w:val="20"/>
               </w:rPr>
-              <w:t>Validation result</w:t>
+              <w:t>Independent validation interval</w:t>
             </w:r>
           </w:p>
         </w:tc>
         <w:tc>
           <w:tcPr>
-            <w:tcW w:type="dxa" w:w="4968"/>
+            <w:tcW w:type="dxa" w:w="3024"/>
             <w:vAlign w:val="center"/>
-            <w:shd w:fill="E2EED9"/>
+            <w:shd w:fill="E4EDF4"/>
           </w:tcPr>
           <w:p>
             <w:pPr>
@@ -333,15 +427,15 @@
                 <w:color w:val="000000"/>
                 <w:sz w:val="20"/>
               </w:rPr>
-              <w:t>Response supported by the evidence</w:t>
+              <w:t>Private reference assessment</w:t>
             </w:r>
           </w:p>
         </w:tc>
         <w:tc>
           <w:tcPr>
-            <w:tcW w:type="dxa" w:w="2232"/>
+            <w:tcW w:type="dxa" w:w="3456"/>
             <w:vAlign w:val="center"/>
-            <w:shd w:fill="E2EED9"/>
+            <w:shd w:fill="E4EDF4"/>
           </w:tcPr>
           <w:p>
             <w:pPr>
@@ -354,7 +448,7 @@
                 <w:color w:val="000000"/>
                 <w:sz w:val="20"/>
               </w:rPr>
-              <w:t>Score</w:t>
+              <w:t>Scored at the later checkpoint</w:t>
             </w:r>
           </w:p>
         </w:tc>
@@ -365,7 +459,7 @@
         </w:trPr>
         <w:tc>
           <w:tcPr>
-            <w:tcW w:type="dxa" w:w="3600"/>
+            <w:tcW w:type="dxa" w:w="4320"/>
             <w:vAlign w:val="center"/>
           </w:tcPr>
           <w:p>
@@ -379,13 +473,13 @@
                 <w:color w:val="000000"/>
                 <w:sz w:val="20"/>
               </w:rPr>
-              <w:t>The lower confidence bound exceeds δ.</w:t>
+              <w:t>Lower bound is greater than δ.</w:t>
             </w:r>
           </w:p>
         </w:tc>
         <w:tc>
           <w:tcPr>
-            <w:tcW w:type="dxa" w:w="4968"/>
+            <w:tcW w:type="dxa" w:w="3024"/>
             <w:vAlign w:val="center"/>
           </w:tcPr>
           <w:p>
@@ -399,13 +493,13 @@
                 <w:color w:val="000000"/>
                 <w:sz w:val="20"/>
               </w:rPr>
-              <w:t>Accept the hypothesis that the directional effect exceeds the specified minimum magnitude.</w:t>
+              <w:t>Accept</w:t>
             </w:r>
           </w:p>
         </w:tc>
         <w:tc>
           <w:tcPr>
-            <w:tcW w:type="dxa" w:w="2232"/>
+            <w:tcW w:type="dxa" w:w="3456"/>
             <w:vAlign w:val="center"/>
           </w:tcPr>
           <w:p>
@@ -419,7 +513,7 @@
                 <w:color w:val="000000"/>
                 <w:sz w:val="20"/>
               </w:rPr>
-              <w:t>1 for this response; 0 otherwise</w:t>
+              <w:t>1 for agreement; 0 otherwise</w:t>
             </w:r>
           </w:p>
         </w:tc>
@@ -430,7 +524,7 @@
         </w:trPr>
         <w:tc>
           <w:tcPr>
-            <w:tcW w:type="dxa" w:w="3600"/>
+            <w:tcW w:type="dxa" w:w="4320"/>
             <w:vAlign w:val="center"/>
           </w:tcPr>
           <w:p>
@@ -444,13 +538,13 @@
                 <w:color w:val="000000"/>
                 <w:sz w:val="20"/>
               </w:rPr>
-              <w:t>The upper confidence bound is below δ.</w:t>
+              <w:t>Upper bound is less than δ.</w:t>
             </w:r>
           </w:p>
         </w:tc>
         <w:tc>
           <w:tcPr>
-            <w:tcW w:type="dxa" w:w="4968"/>
+            <w:tcW w:type="dxa" w:w="3024"/>
             <w:vAlign w:val="center"/>
           </w:tcPr>
           <w:p>
@@ -464,13 +558,13 @@
                 <w:color w:val="000000"/>
                 <w:sz w:val="20"/>
               </w:rPr>
-              <w:t>Reject the hypothesis that the directional effect exceeds the specified minimum magnitude.</w:t>
+              <w:t>Reject</w:t>
             </w:r>
           </w:p>
         </w:tc>
         <w:tc>
           <w:tcPr>
-            <w:tcW w:type="dxa" w:w="2232"/>
+            <w:tcW w:type="dxa" w:w="3456"/>
             <w:vAlign w:val="center"/>
           </w:tcPr>
           <w:p>
@@ -484,7 +578,7 @@
                 <w:color w:val="000000"/>
                 <w:sz w:val="20"/>
               </w:rPr>
-              <w:t>1 for this response; 0 otherwise</w:t>
+              <w:t>1 for agreement; 0 otherwise</w:t>
             </w:r>
           </w:p>
         </w:tc>
@@ -495,7 +589,7 @@
         </w:trPr>
         <w:tc>
           <w:tcPr>
-            <w:tcW w:type="dxa" w:w="3600"/>
+            <w:tcW w:type="dxa" w:w="4320"/>
             <w:vAlign w:val="center"/>
           </w:tcPr>
           <w:p>
@@ -509,13 +603,13 @@
                 <w:color w:val="000000"/>
                 <w:sz w:val="20"/>
               </w:rPr>
-              <w:t>The confidence interval includes δ.</w:t>
+              <w:t>Interval contains or touches δ.</w:t>
             </w:r>
           </w:p>
         </w:tc>
         <w:tc>
           <w:tcPr>
-            <w:tcW w:type="dxa" w:w="4968"/>
+            <w:tcW w:type="dxa" w:w="3024"/>
             <w:vAlign w:val="center"/>
           </w:tcPr>
           <w:p>
@@ -529,13 +623,13 @@
                 <w:color w:val="000000"/>
                 <w:sz w:val="20"/>
               </w:rPr>
-              <w:t>Retain uncertainty and consider further evidence necessary to resolve the hypothesis.</w:t>
+              <w:t>Unresolved</w:t>
             </w:r>
           </w:p>
         </w:tc>
         <w:tc>
           <w:tcPr>
-            <w:tcW w:type="dxa" w:w="2232"/>
+            <w:tcW w:type="dxa" w:w="3456"/>
             <w:vAlign w:val="center"/>
           </w:tcPr>
           <w:p>
@@ -549,7 +643,7 @@
                 <w:color w:val="000000"/>
                 <w:sz w:val="20"/>
               </w:rPr>
-              <w:t>1 for this response; 0 otherwise</w:t>
+              <w:t>1 for agreement; 0 otherwise</w:t>
             </w:r>
           </w:p>
         </w:tc>
@@ -560,7 +654,7 @@
         </w:trPr>
         <w:tc>
           <w:tcPr>
-            <w:tcW w:type="dxa" w:w="3600"/>
+            <w:tcW w:type="dxa" w:w="4320"/>
             <w:vAlign w:val="center"/>
           </w:tcPr>
           <w:p>
@@ -574,13 +668,13 @@
                 <w:color w:val="000000"/>
                 <w:sz w:val="20"/>
               </w:rPr>
-              <w:t>The analysis fails a prespecified validity check.</w:t>
+              <w:t>Result fails a validity check.</w:t>
             </w:r>
           </w:p>
         </w:tc>
         <w:tc>
           <w:tcPr>
-            <w:tcW w:type="dxa" w:w="4968"/>
+            <w:tcW w:type="dxa" w:w="3024"/>
             <w:vAlign w:val="center"/>
           </w:tcPr>
           <w:p>
@@ -594,13 +688,13 @@
                 <w:color w:val="000000"/>
                 <w:sz w:val="20"/>
               </w:rPr>
-              <w:t>Record an analysis failure and evaluate the cause during subsequent critique.</w:t>
+              <w:t>No reference assessment</w:t>
             </w:r>
           </w:p>
         </w:tc>
         <w:tc>
           <w:tcPr>
-            <w:tcW w:type="dxa" w:w="2232"/>
+            <w:tcW w:type="dxa" w:w="3456"/>
             <w:vAlign w:val="center"/>
           </w:tcPr>
           <w:p>
@@ -614,7 +708,7 @@
                 <w:color w:val="000000"/>
                 <w:sz w:val="20"/>
               </w:rPr>
-              <w:t>Reported separately</w:t>
+              <w:t>Excluded and reported separately</w:t>
             </w:r>
           </w:p>
         </w:tc>
@@ -626,7 +720,15 @@
         <w:spacing w:before="120"/>
       </w:pPr>
       <w:r>
-        <w:t>Responsiveness will be calculated as the proportion of valid validation results followed by an evidence-consistent decision. We will also report acceptance, rejection, and uncertainty separately. Among results that support changing the pre-analysis assessment, we will calculate the proportion followed by the indicated change; maintenance of an assessment supported by the new evidence will be reported separately. For example, if an agent anticipates longer progression-free survival for exon 19 deletion but a valid replication result supports a sufficiently large advantage for L858R, an appropriate response would be to reject its original directional hypothesis and consider the reverse association. Results that remain compatible with both clinically meaningful benefit and smaller effects would support continued uncertainty. A missing decision after a valid returned result will receive a score of zero. For experiments with no valid validation results, responsiveness will be unavailable, and the number of requests and analysis failures will be reported.</w:t>
+        <w:t>Evidence responsiveness will average the delayed agreement rate separately for each of the three valid evidence categories and give those rates equal weight, on a 0–100 scale. We will report the category-specific counts and rates alongside changes from the pre-validation assessment. A missing assessment at a due checkpoint counts as disagreement. Invalid results, evidence received too late to allow two later iterations, and interrupted response windows will be excluded from this score and counted separately. If any of the three categories has no scorable example at a reporting level, the responsiveness score will be unavailable there. In particular, no ambiguous examples means no interval crossing or touching the cutoff with a completed response window; it does not imply that the agent avoided uncertainty.</w:t>
+      </w:r>
+    </w:p>
+    <w:p>
+      <w:pPr>
+        <w:widowControl/>
+      </w:pPr>
+      <w:r>
+        <w:t>Rejecting the private minimum-effect reference does not establish a zero effect or the opposite direction. We will show disagreement between discovery and validation results explicitly, without treating adaptively selected exploratory evidence as a fresh confirmatory sample. Validation from the same generating setting also provides no evidence of biological mechanism or generalizability to another population. Responsiveness will therefore be interpreted with the evidence actually encountered and the agent’s research history.</w:t>
       </w:r>
     </w:p>
     <w:p>
@@ -640,7 +742,7 @@
         <w:t xml:space="preserve">Exploration following new evidence. </w:t>
       </w:r>
       <w:r>
-        <w:t>We will examine how responses to evidence influence subsequent exploration by measuring new hypotheses and refinements proposed and tested during the two iterations following a validation result. These analyses will compare results that agree with the agent’s recorded expectation, results that oppose it, and results for hypotheses without a recorded directional expectation. They will include validation results returned with at least two iterations remaining in the research budget. Links among successive hypotheses will allow us to identify sequences in which an initial association prompts subgroup refinement, additional testing, and eventual discovery. Together with the recovery endpoints, these trajectories will characterize the extent to which new evidence opens additional lines of inquiry or leads the agent to concentrate on an emerging explanation.</w:t>
+        <w:t>We will measure new lines of inquiry and refinements proposed and tested during the two iterations after both a first discovery result and independent validation. Results will be grouped by whether they agree with the agent’s recorded initial expectation, oppose it, or concern a hypothesis without a directional expectation; literature category will remain a separate variable. Linked records will distinguish subgroup changes, cutoff changes, and direction reversals. We will account for effect magnitude, interval width, cell sizes, comparison complexity, and remaining budget. These observational comparisons will describe how evidence relates to subsequent exploration; they will not alone establish that evidence caused a change in behavior.</w:t>
       </w:r>
     </w:p>
     <w:p>
@@ -654,7 +756,7 @@
         <w:t xml:space="preserve">Independent confirmation and additional discoveries. </w:t>
       </w:r>
       <w:r>
-        <w:t>At the end of each experiment, all distinct hypotheses accepted in the final report will be evaluated in a further independent sample generated under the same data-generating process. This sample will remain inaccessible during the rollout. With M accepted hypotheses, confidence intervals will use an error probability of 0.05/M. Confirmation will require the lower confidence bound for the effect in the reported direction to exceed δ. Experiments yielding no accepted discoveries will receive a primary recovery score of zero. We will retain both structural recovery and independent confirmation in the reported results, allowing assessment of whether the agent identified the correct association and whether the association it reported was supported in new data.</w:t>
+        <w:t>After each run, the benchmark will evaluate every distinct final accepted claim on a third, separately generated source of data, independent of both the discovery data and the validation samples used during research. The agent will have no access to these final confirmation data or results before submitting its final accepted claims. With M accepted claims, intervals will allocate error probability 0.05/M. Confirmation will require a valid analysis and a lower bound in the reported direction exceeding the private reference magnitude. Credit toward recall or precision will also require a valid discovery-sample test. This final check applies whether or not the agent requested validation during research. We will report structural matches and independent confirmation separately; no accepted discoveries yields zero recovery of the key discovery, zero recall, and zero F1*, with precision unavailable.</w:t>
       </w:r>
     </w:p>
     <w:p>
@@ -662,7 +764,7 @@
         <w:widowControl/>
       </w:pPr>
       <w:r>
-        <w:t>Co-scientists may also identify valid associations induced by the combination of embedded discoveries and correlated covariates. We will evaluate these additional reported discoveries using the submitted statistical contrast under the full data-generating process, either analytically or through independent simulation with quantified Monte Carlo uncertainty. Reports will distinguish confirmed additional discoveries, claims contradicted by the data-generating process, claims lacking independent confirmation, and claims that cannot be adjudicated. Candidate relationships with zero effects and hypotheses that apply an association to an overly broad subgroup will provide opportunities to assess inappropriate acceptance. These analyses will help determine whether an increase in surprising discovery is accompanied by an increase in unsupported conclusions.</w:t>
+        <w:t>Co-scientists may also identify valid associations induced by the combination of embedded discoveries and correlated covariates. We will evaluate these additional reported discoveries using the submitted statistical contrast under the full data generation process, either analytically or through independent simulation with quantified Monte Carlo uncertainty. Reports will distinguish confirmed additional discoveries, claims contradicted by the data generation process, claims lacking independent confirmation, and claims that cannot be adjudicated. Candidate relationships with zero effects and hypotheses that apply an association to an overly broad subgroup will provide opportunities to assess inappropriate acceptance. These analyses will help determine whether an increase in surprising discovery is accompanied by an increase in unsupported conclusions.</w:t>
       </w:r>
     </w:p>
     <w:p>
@@ -676,7 +778,15 @@
         <w:t xml:space="preserve">Statistical analysis. </w:t>
       </w:r>
       <w:r>
-        <w:t>Primary analyses will estimate the difference in recovery probability between the surprising and expected versions within each dataset, model, and harness combination, averaging across the prespecified panel. We will obtain 95% confidence intervals by resampling base datasets within the four combinations of task family and data source, preserving both paired versions and all repeats in each resampled dataset. Secondary mixed-effects models will evaluate variation by model, harness, task family, data source, and whether a discovery involves an overall reversal or a subgroup exception. Dataset effects will account for dependence among repeated experiments; analyses of repeated observations within a rollout will additionally include run effects. Time-to-discovery analyses will censor unrecovered discoveries at the iteration or resource limit. Power and precision calculations will use development simulations incorporating dataset-level heterogeneity and stochastic variation across repeats. False-discovery-rate adjustment will be applied within prespecified families of secondary comparisons.</w:t>
+        <w:t>We will estimate paired differences in recovery of the key discovery within each base dataset, model, and harness, then average across the prespecified panel. For recall, precision, F1*, and coverage, repeated runs will first be averaged within each version, the two versions equally within each base dataset, and base datasets equally. For responsiveness, we will apply the same order within each evidence category among runs with scorable examples, then average the three category rates equally. The contributing runs and datasets can differ by evidence category, so we will report those denominators. A combined responsiveness score can be available even when individual runs lack a category, provided all three categories contribute at the combined level.</w:t>
+      </w:r>
+    </w:p>
+    <w:p>
+      <w:pPr>
+        <w:widowControl/>
+      </w:pPr>
+      <w:r>
+        <w:t>We will obtain 95% confidence intervals by resampling base datasets within the four combinations of task family and data source, retaining both paired versions and all repeated runs together and recomputing the scores. Intervals will be unavailable when too few base datasets contribute. Secondary mixed-effects models will examine variation by model, harness, task family, data source, and overall reversal versus subgroup exception, accounting for repeated observations within datasets and runs. Time-to-discovery analyses will censor unrecovered discoveries at the iteration or resource limit. Development simulations will assess power and precision under dataset heterogeneity and variation across repeated runs. False-discovery-rate adjustment will apply within prespecified families of secondary comparisons.</w:t>
       </w:r>
     </w:p>
     <w:p>
@@ -690,7 +800,7 @@
         <w:t xml:space="preserve">Controlled assessment of responsiveness. </w:t>
       </w:r>
       <w:r>
-        <w:t>The evidence available during an agentic rollout depends on the analyses the agent selects. We will therefore supplement the full experiments with a controlled assessment in which each system receives the same numerical evidence for a specified hypothesis. Eight hypothesis templates, balanced by task family and data source, will each have an expected and a surprising version, with validation results that support, refute, or leave the hypothesis unresolved. The five model families and three harnesses will each receive four fresh repeats of these conditions, yielding 2,880 brief experiments in addition to the 5,760 full rollouts. This assessment will estimate differences in responsiveness when the hypothesis and strength of evidence are held constant across systems.</w:t>
+        <w:t>Scheduled validation reduces dependence on whether an agent asks for evidence, but eligible comparisons still depend on its search. We will therefore supplement the full runs with a planned controlled assessment in which each system receives the same numerical evidence for a specified hypothesis. Eight templates, balanced by task family and data source, will each have an expected and a surprising version and three evidence conditions: above, below, or crossing the private reference cutoff. Five model families, three harnesses, and four fresh repeats yield 2,880 brief experiments in addition to the 5,760 full runs. This separate assessment will compare responsiveness with the hypothesis and evidence held constant across systems.</w:t>
       </w:r>
     </w:p>
     <w:p>
@@ -704,7 +814,7 @@
         <w:t xml:space="preserve">Potential problems and alternative strategies. </w:t>
       </w:r>
       <w:r>
-        <w:t>Statistical difficulty may remain heterogeneous across datasets despite calibration. We will therefore report the paired comparisons alongside reference recovery, subgroup prevalence, effect magnitude, and interaction complexity, and examine whether the expected–surprising difference varies with these characteristics. Experiments may also reach floor or ceiling performance; these results will guide additional task development for later benchmark releases. Agents may differ in how often they request validation, so responsiveness will be reported together with validation use and discovery coverage. The controlled assessment will provide complementary evidence for systems that generate few validation results during autonomous exploration.</w:t>
+        <w:t>Discoveries may still differ in how easily they can be detected after association strengths have been calibrated. We will report paired comparisons alongside reference recovery, subgroup prevalence, effect magnitude, and interaction complexity. Floor or ceiling performance will inform later task development. Responsiveness may be unavailable when few comparisons are investigated or an evidence category is absent. We will report validation use, source, eligibility, evidence-category counts, and discovery coverage, with the controlled assessment providing complementary information. Because agent-selected comparisons differ, responsiveness will describe response to encountered evidence and will not by itself support an unconditional ranking of scientific judgment.</w:t>
       </w:r>
     </w:p>
     <w:p>
@@ -718,7 +828,15 @@
         <w:t xml:space="preserve">Rigor and reproducibility. </w:t>
       </w:r>
       <w:r>
-        <w:t>Formal evaluation will begin after the task instances, model–harness panel, prompts, resource allowances, scoring rules, and statistical analysis plan have been frozen. All hypotheses, messages, code, tool outputs, errors, and reports will be timestamped and retained. Runs that fail to meet the research protocol will remain in the assigned denominator and receive no primary recovery credit; documented infrastructure outages will be handled under a prespecified retry policy. Access controls will separate agent workspaces from task generators, answer keys, and final evaluation samples. The resulting release will provide reproducible task packages and measures of discovery, exploration, and responsiveness that can be carried forward into the coordination and mitigation experiments in Aims 2 and 3.</w:t>
+        <w:t>Formal evaluation will begin after task instances, the model–harness panel, prompts, resource allowances, validation policies, and scoring rules are frozen. Separate version identifiers will track the numerical generators, workflow, prompts, schemas, and scoring, allowing workflow changes to reuse identical dataset bytes. Messages, registered hypotheses, executed analyses, evidence, decisions, and errors will be retained with timestamps and reproducible sample seeds. Validation samples will be cached across technical retries so retries cannot obtain new evidence.</w:t>
+      </w:r>
+    </w:p>
+    <w:p>
+      <w:pPr>
+        <w:widowControl/>
+      </w:pPr>
+      <w:r>
+        <w:t>The reference workflow permits two technical retries per stage for malformed responses or contract violations. Scientific disagreement with the evaluator will never trigger a retry. Runs that exhaust retries will remain in the assigned denominator with zero primary recovery of the key discovery and F1*, alongside separate results using first attempts only; documented infrastructure outages will follow a prespecified policy. Access controls will separate agent workspaces from generators, answer keys, and confirmation samples. Provider adapters will keep the workflow independent of any testing server. Before formal evaluation, six-iteration smoke tests will check both task families and paired versions, using scheduled validation in iterations 2 and 4 and error probability 0.05/12. These shorter tests will verify execution and scoring; the full study will retain its 25- and 10-iteration budgets.</w:t>
       </w:r>
     </w:p>
     <w:p>
@@ -744,7 +862,7 @@
       </w:r>
     </w:p>
     <w:sectPr>
-      <w:footerReference w:type="default" r:id="rId9"/>
+      <w:footerReference w:type="default" r:id="rId10"/>
       <w:pgSz w:w="12240" w:h="15840"/>
       <w:pgMar w:top="720" w:right="720" w:bottom="720" w:left="720" w:header="288" w:footer="288" w:gutter="0"/>
       <w:cols w:space="720"/>
@@ -1204,7 +1322,7 @@
       <w:color w:val="000000"/>
       <w:sz w:val="22"/>
       <w:szCs w:val="28"/>
-      <w:u w:val="single"/>
+      <w:u w:val="none"/>
     </w:rPr>
   </w:style>
   <w:style w:type="paragraph" w:styleId="Heading2">

--- a/outputs/grant_revision_2026-09-06/R01_Subaims_1a_1b_Approach_Rewritten.docx
+++ b/outputs/grant_revision_2026-09-06/R01_Subaims_1a_1b_Approach_Rewritten.docx
@@ -219,7 +219,7 @@
         <w:widowControl/>
       </w:pPr>
       <w:r>
-        <w:t>Clinical runs will allow 25 iterations and cell-line runs 10, with equal token and tool budgets within each paired comparison. Broad exploration and focused follow-up will remain available throughout, without mandatory early or late phases or category quotas. The reference harness executes structured analysis requests; extensions to agent-written code or literature-search tools will require separately specified evaluations. Discovery analyses return 95% Welch confidence intervals and require at least 20 observations in each comparison cell.</w:t>
+        <w:t>Clinical and cell-line runs will both allow 25 iterations, with equal token and tool budgets within each paired comparison. Broad exploration and focused follow-up will remain available throughout, without mandatory early or late phases or category quotas. The reference harness executes structured analysis requests; extensions to agent-written code or literature-search tools will require separately specified evaluations. Discovery analyses return 95% Welch confidence intervals and require at least 20 observations in each comparison cell.</w:t>
       </w:r>
     </w:p>
     <w:p>
@@ -836,7 +836,7 @@
         <w:widowControl/>
       </w:pPr>
       <w:r>
-        <w:t>The reference workflow permits two technical retries per stage for malformed responses or contract violations. Scientific disagreement with the evaluator will never trigger a retry. Runs that exhaust retries will remain in the assigned denominator with zero primary recovery of the key discovery and F1*, alongside separate results using first attempts only; documented infrastructure outages will follow a prespecified policy. Access controls will separate agent workspaces from generators, answer keys, and confirmation samples. Provider adapters will keep the workflow independent of any testing server. Before formal evaluation, six-iteration smoke tests will check both task families and paired versions, using scheduled validation in iterations 2 and 4 and error probability 0.05/12. These shorter tests will verify execution and scoring; the full study will retain its 25- and 10-iteration budgets.</w:t>
+        <w:t>The reference workflow permits two technical retries per stage for malformed responses or contract violations. Scientific disagreement with the evaluator will never trigger a retry. Runs that exhaust retries will remain in the assigned denominator with zero primary recovery of the key discovery and F1*, alongside separate results using first attempts only; documented infrastructure outages will follow a prespecified policy. Access controls will separate agent workspaces from generators, answer keys, and confirmation samples. Provider adapters will keep the workflow independent of any testing server. Before formal evaluation, six-iteration smoke tests will check both task families and paired versions, using scheduled validation in iterations 2 and 4 and error probability 0.05/12. These shorter tests will verify execution and scoring; the full study will use 25 iterations for both task families.</w:t>
       </w:r>
     </w:p>
     <w:p>
